--- a/docs/STORY_KIT.docx
+++ b/docs/STORY_KIT.docx
@@ -2,7 +2,7 @@
 <file path=word/document.xml><?xml version="1.0" encoding="utf-8"?>
 <w:document xmlns:w="http://schemas.openxmlformats.org/wordprocessingml/2006/main" xmlns:m="http://schemas.openxmlformats.org/officeDocument/2006/math" xmlns:r="http://schemas.openxmlformats.org/officeDocument/2006/relationships" xmlns:o="urn:schemas-microsoft-com:office:office" xmlns:v="urn:schemas-microsoft-com:vml" xmlns:w10="urn:schemas-microsoft-com:office:word" xmlns:a="http://schemas.openxmlformats.org/drawingml/2006/main" xmlns:pic="http://schemas.openxmlformats.org/drawingml/2006/picture" xmlns:wp="http://schemas.openxmlformats.org/drawingml/2006/wordprocessingDrawing">
   <w:body>
-    <w:bookmarkStart w:id="31" w:name="mbt-big-muddy-story-kit"/>
+    <w:bookmarkStart w:id="32" w:name="mbt-big-muddy-story-kit"/>
     <w:p>
       <w:pPr>
         <w:pStyle w:val="Heading1"/>
@@ -402,13 +402,13 @@
     </w:p>
     <w:bookmarkEnd w:id="12"/>
     <w:bookmarkEnd w:id="13"/>
-    <w:bookmarkStart w:id="14" w:name="X34f65bb4f20b979005a7df9d6f475c1097cf0ef"/>
+    <w:bookmarkStart w:id="15" w:name="Xaf3fb8b37ecf4851e252aa365dc5fcd5dbb91ac"/>
     <w:p>
       <w:pPr>
         <w:pStyle w:val="Heading2"/>
       </w:pPr>
       <w:r>
-        <w:t xml:space="preserve">Section 2 — Approved Quotes (Chase’s words, verbatim)</w:t>
+        <w:t xml:space="preserve">Section 2 — Canonical Statements of Principle</w:t>
       </w:r>
     </w:p>
     <w:p>
@@ -416,7 +416,23 @@
         <w:pStyle w:val="FirstParagraph"/>
       </w:pPr>
       <w:r>
-        <w:t xml:space="preserve">Use these verbatim in press, decks, partner docs. Don’t paraphrase them into something blander.</w:t>
+        <w:t xml:space="preserve">These are the written form of the thesis in its most compressed, shippable shape. They are</w:t>
+      </w:r>
+      <w:r>
+        <w:t xml:space="preserve"> </w:t>
+      </w:r>
+      <w:r>
+        <w:rPr>
+          <w:b/>
+          <w:bCs/>
+        </w:rPr>
+        <w:t xml:space="preserve">not quotes</w:t>
+      </w:r>
+      <w:r>
+        <w:t xml:space="preserve"> </w:t>
+      </w:r>
+      <w:r>
+        <w:t xml:space="preserve">— they’re canonical statements the ecosystem operates by. Use them in press, decks, partner docs, website copy, bios. The voice is Chase’s (direct, plain-spoken, no marketing sheen) but the words are polished for print.</w:t>
       </w:r>
     </w:p>
     <w:p>
@@ -424,7 +440,7 @@
         <w:pStyle w:val="BlockText"/>
       </w:pPr>
       <w:r>
-        <w:t xml:space="preserve">“We’re not building a vertically-integrated startup. We’re amplifying existing businesses that we already run, with shared technology and shared brand.”</w:t>
+        <w:t xml:space="preserve">This isn’t a vertically-integrated startup. It’s existing businesses — run independently for years — amplified by shared technology and shared brand.</w:t>
       </w:r>
     </w:p>
     <w:p>
@@ -432,7 +448,7 @@
         <w:pStyle w:val="BlockText"/>
       </w:pPr>
       <w:r>
-        <w:t xml:space="preserve">“We do want to be profitable. Break-even is the minimum — that’s a success of its own. But we do want to be profitable. We’re just not going to sacrifice quality of life to make an extra million dollars.”</w:t>
+        <w:t xml:space="preserve">Break-even is the minimum, and a real success on its own. Above it we work for actual profit. What we won’t trade for more profit is the quality of life that made us build this in the first place.</w:t>
       </w:r>
     </w:p>
     <w:p>
@@ -440,7 +456,7 @@
         <w:pStyle w:val="BlockText"/>
       </w:pPr>
       <w:r>
-        <w:t xml:space="preserve">“Drive around in a tour bus, on time, play awesome shows, bring awesome bands down here, have the inn run itself, reduce the workload.”</w:t>
+        <w:t xml:space="preserve">The platform’s job is simple: make each business cost less to run, and bring more leads to every one of us.</w:t>
       </w:r>
     </w:p>
     <w:p>
@@ -448,7 +464,7 @@
         <w:pStyle w:val="BlockText"/>
       </w:pPr>
       <w:r>
-        <w:t xml:space="preserve">“The platform’s job is to make the whole thing cost less and bring in more leads to each of us.”</w:t>
+        <w:t xml:space="preserve">The goal isn’t to build ourselves a job. It’s a life that leaves room for the work that made us interesting in the first place.</w:t>
       </w:r>
     </w:p>
     <w:p>
@@ -456,13 +472,53 @@
         <w:pStyle w:val="BlockText"/>
       </w:pPr>
       <w:r>
-        <w:t xml:space="preserve">“We have to earn it, but we’ve been good about that.”</w:t>
-      </w:r>
-      <w:r>
-        <w:t xml:space="preserve"> </w:t>
-      </w:r>
-      <w:r>
-        <w:t xml:space="preserve">(On the photography revenue track record.)</w:t>
+        <w:t xml:space="preserve">The photography line isn’t aspirational. It’s a six-year track record, earned every year, being re-activated in a new market.</w:t>
+      </w:r>
+    </w:p>
+    <w:bookmarkStart w:id="14" w:name="why-these-are-not-quotations"/>
+    <w:p>
+      <w:pPr>
+        <w:pStyle w:val="Heading3"/>
+      </w:pPr>
+      <w:r>
+        <w:t xml:space="preserve">Why these are not quotations</w:t>
+      </w:r>
+    </w:p>
+    <w:p>
+      <w:pPr>
+        <w:pStyle w:val="FirstParagraph"/>
+      </w:pPr>
+      <w:r>
+        <w:t xml:space="preserve">Chase thinks in dictation — voice memos, long sentences, digressions. The written statements above preserve the</w:t>
+      </w:r>
+      <w:r>
+        <w:t xml:space="preserve"> </w:t>
+      </w:r>
+      <w:r>
+        <w:rPr>
+          <w:i/>
+          <w:iCs/>
+        </w:rPr>
+        <w:t xml:space="preserve">meaning</w:t>
+      </w:r>
+      <w:r>
+        <w:t xml:space="preserve"> </w:t>
+      </w:r>
+      <w:r>
+        <w:t xml:space="preserve">and the</w:t>
+      </w:r>
+      <w:r>
+        <w:t xml:space="preserve"> </w:t>
+      </w:r>
+      <w:r>
+        <w:rPr>
+          <w:i/>
+          <w:iCs/>
+        </w:rPr>
+        <w:t xml:space="preserve">voice</w:t>
+      </w:r>
+      <w:r>
+        <w:t xml:space="preserve">, but are shaped for print rather than transcribed from thinking-out-loud. Treat them as canonical, not as citations.</w:t>
       </w:r>
     </w:p>
     <w:p>
@@ -473,7 +529,8 @@
       </w:r>
     </w:p>
     <w:bookmarkEnd w:id="14"/>
-    <w:bookmarkStart w:id="21" w:name="section-3-standard-bios"/>
+    <w:bookmarkEnd w:id="15"/>
+    <w:bookmarkStart w:id="22" w:name="section-3-standard-bios"/>
     <w:p>
       <w:pPr>
         <w:pStyle w:val="Heading2"/>
@@ -490,7 +547,7 @@
         <w:t xml:space="preserve">Pull these verbatim. Don’t re-draft from memory — the Chase bio specifically has been drifting for months.</w:t>
       </w:r>
     </w:p>
-    <w:bookmarkStart w:id="15" w:name="X9137e417c7b45730359548deec175d647633305"/>
+    <w:bookmarkStart w:id="16" w:name="X9137e417c7b45730359548deec175d647633305"/>
     <w:p>
       <w:pPr>
         <w:pStyle w:val="Heading3"/>
@@ -507,8 +564,8 @@
         <w:t xml:space="preserve">Chase Pierson is a business + media executive and photographer with a 25-year broadcast career (Democracy Now, DCTV, Discovery, HBO, Netflix). He’s the operating partner behind MBT / Big Muddy — the shared technology and brand platform amplifying a portfolio of businesses across NY and the Deep South.</w:t>
       </w:r>
     </w:p>
-    <w:bookmarkEnd w:id="15"/>
-    <w:bookmarkStart w:id="16" w:name="Xc0de375617e432673f38603dd78ff0e2f375a00"/>
+    <w:bookmarkEnd w:id="16"/>
+    <w:bookmarkStart w:id="17" w:name="Xc0de375617e432673f38603dd78ff0e2f375a00"/>
     <w:p>
       <w:pPr>
         <w:pStyle w:val="Heading3"/>
@@ -525,8 +582,8 @@
         <w:t xml:space="preserve">Chase Pierson is a business and media executive, photographer, and platform operator with 25 years in broadcast production. He launched Democracy Now! on television, worked directly with Oscar-nominated director Jon Alpert at DCTV (building three broadcast studios and the globally-broadcasting CyberCar), and has shot for HBO, PBS, NHK, Netflix, and ITVS. He runs Chase Pierson Photography (6-year $100k+/yr track record) and Studio C Video (production company, partnered with Elijah Davis), and operates the MBT platform — a shared technology and brand layer amplifying his portfolio alongside the Big Muddy ecosystem (Natchez Inn, Magazine, Touring, Records, Radio). Based between upstate New York and Natchez, Mississippi.</w:t>
       </w:r>
     </w:p>
-    <w:bookmarkEnd w:id="16"/>
-    <w:bookmarkStart w:id="17" w:name="chase-pierson-long-for-extended-profiles"/>
+    <w:bookmarkEnd w:id="17"/>
+    <w:bookmarkStart w:id="18" w:name="chase-pierson-long-for-extended-profiles"/>
     <w:p>
       <w:pPr>
         <w:pStyle w:val="Heading3"/>
@@ -558,8 +615,8 @@
         <w:t xml:space="preserve">(full career timeline) — pull relevant excerpts for longer pieces.</w:t>
       </w:r>
     </w:p>
-    <w:bookmarkEnd w:id="17"/>
-    <w:bookmarkStart w:id="18" w:name="tracy-alderson-allen-short"/>
+    <w:bookmarkEnd w:id="18"/>
+    <w:bookmarkStart w:id="19" w:name="tracy-alderson-allen-short"/>
     <w:p>
       <w:pPr>
         <w:pStyle w:val="Heading3"/>
@@ -588,8 +645,8 @@
         <w:t xml:space="preserve">of the corridor.</w:t>
       </w:r>
     </w:p>
-    <w:bookmarkEnd w:id="18"/>
-    <w:bookmarkStart w:id="19" w:name="amy-allen-short"/>
+    <w:bookmarkEnd w:id="19"/>
+    <w:bookmarkStart w:id="20" w:name="amy-allen-short"/>
     <w:p>
       <w:pPr>
         <w:pStyle w:val="Heading3"/>
@@ -606,8 +663,8 @@
         <w:t xml:space="preserve">Amy Allen is a working singer (performs as Arrie Aslin), artist-in-residence at the Big Muddy Inn, and co-owner of the Inn operation. An equity partner in the Big Muddy holding. Big Muddy Touring, Records, and Radio exist primarily to support her career, with ancillary lift for other corridor bands.</w:t>
       </w:r>
     </w:p>
-    <w:bookmarkEnd w:id="19"/>
-    <w:bookmarkStart w:id="20" w:name="Xde74a6692f1d5567a5cf6a03b9663c4c7f758b8"/>
+    <w:bookmarkEnd w:id="20"/>
+    <w:bookmarkStart w:id="21" w:name="Xde74a6692f1d5567a5cf6a03b9663c4c7f758b8"/>
     <w:p>
       <w:pPr>
         <w:pStyle w:val="Heading3"/>
@@ -631,9 +688,9 @@
         </w:pict>
       </w:r>
     </w:p>
-    <w:bookmarkEnd w:id="20"/>
     <w:bookmarkEnd w:id="21"/>
-    <w:bookmarkStart w:id="22" w:name="section-4-standard-brand-descriptions"/>
+    <w:bookmarkEnd w:id="22"/>
+    <w:bookmarkStart w:id="23" w:name="section-4-standard-brand-descriptions"/>
     <w:p>
       <w:pPr>
         <w:pStyle w:val="Heading2"/>
@@ -1099,8 +1156,8 @@
         </w:pict>
       </w:r>
     </w:p>
-    <w:bookmarkEnd w:id="22"/>
-    <w:bookmarkStart w:id="23" w:name="X73d6362d4a8b3c8357489924e244fa2e4475cdf"/>
+    <w:bookmarkEnd w:id="23"/>
+    <w:bookmarkStart w:id="24" w:name="X73d6362d4a8b3c8357489924e244fa2e4475cdf"/>
     <w:p>
       <w:pPr>
         <w:pStyle w:val="Heading2"/>
@@ -1640,8 +1697,8 @@
         </w:pict>
       </w:r>
     </w:p>
-    <w:bookmarkEnd w:id="23"/>
-    <w:bookmarkStart w:id="24" w:name="section-6-surface-area-audit"/>
+    <w:bookmarkEnd w:id="24"/>
+    <w:bookmarkStart w:id="25" w:name="section-6-surface-area-audit"/>
     <w:p>
       <w:pPr>
         <w:pStyle w:val="Heading2"/>
@@ -2561,8 +2618,8 @@
         </w:pict>
       </w:r>
     </w:p>
-    <w:bookmarkEnd w:id="24"/>
-    <w:bookmarkStart w:id="29" w:name="section-7-sequenced-cleanup-plan"/>
+    <w:bookmarkEnd w:id="25"/>
+    <w:bookmarkStart w:id="30" w:name="section-7-sequenced-cleanup-plan"/>
     <w:p>
       <w:pPr>
         <w:pStyle w:val="Heading2"/>
@@ -2571,7 +2628,7 @@
         <w:t xml:space="preserve">Section 7 — Sequenced Cleanup Plan</w:t>
       </w:r>
     </w:p>
-    <w:bookmarkStart w:id="25" w:name="tier-1-before-any-new-outbound-this-week"/>
+    <w:bookmarkStart w:id="26" w:name="tier-1-before-any-new-outbound-this-week"/>
     <w:p>
       <w:pPr>
         <w:pStyle w:val="Heading3"/>
@@ -2697,8 +2754,8 @@
         <w:t xml:space="preserve">from Section 1c for the Studio C + Tuthill conversation</w:t>
       </w:r>
     </w:p>
-    <w:bookmarkEnd w:id="25"/>
-    <w:bookmarkStart w:id="26" w:name="X899a6cd51202fd5f8dc262cefcf5b2915113d42"/>
+    <w:bookmarkEnd w:id="26"/>
+    <w:bookmarkStart w:id="27" w:name="X899a6cd51202fd5f8dc262cefcf5b2915113d42"/>
     <w:p>
       <w:pPr>
         <w:pStyle w:val="Heading3"/>
@@ -2770,8 +2827,8 @@
         <w:t xml:space="preserve">Operator manual gets a header pointing to Story Kit + 90-day plan</w:t>
       </w:r>
     </w:p>
-    <w:bookmarkEnd w:id="26"/>
-    <w:bookmarkStart w:id="27" w:name="Xc6bd0d91db07a11e91897e10cf9cfd76ce3502c"/>
+    <w:bookmarkEnd w:id="27"/>
+    <w:bookmarkStart w:id="28" w:name="Xc6bd0d91db07a11e91897e10cf9cfd76ce3502c"/>
     <w:p>
       <w:pPr>
         <w:pStyle w:val="Heading3"/>
@@ -2837,8 +2894,8 @@
         <w:t xml:space="preserve">Quarterly press-kit refresh (Q3 2026 + Q1 2027 at minimum)</w:t>
       </w:r>
     </w:p>
-    <w:bookmarkEnd w:id="27"/>
-    <w:bookmarkStart w:id="28" w:name="perpetual-the-anti-drift-rule"/>
+    <w:bookmarkEnd w:id="28"/>
+    <w:bookmarkStart w:id="29" w:name="perpetual-the-anti-drift-rule"/>
     <w:p>
       <w:pPr>
         <w:pStyle w:val="Heading3"/>
@@ -2878,9 +2935,9 @@
         </w:pict>
       </w:r>
     </w:p>
-    <w:bookmarkEnd w:id="28"/>
     <w:bookmarkEnd w:id="29"/>
-    <w:bookmarkStart w:id="30" w:name="section-8-who-uses-this-doc"/>
+    <w:bookmarkEnd w:id="30"/>
+    <w:bookmarkStart w:id="31" w:name="section-8-who-uses-this-doc"/>
     <w:p>
       <w:pPr>
         <w:pStyle w:val="Heading2"/>
@@ -3098,8 +3155,8 @@
         <w:t xml:space="preserve">Living doc. Updated when THE_THESIS.md updates. Never edited directly to make up for thesis gaps — if it conflicts with the thesis, fix the thesis first, then re-derive.</w:t>
       </w:r>
     </w:p>
-    <w:bookmarkEnd w:id="30"/>
     <w:bookmarkEnd w:id="31"/>
+    <w:bookmarkEnd w:id="32"/>
     <w:sectPr>
       <w:footnotePr>
         <w:numRestart w:val="eachSect"/>

--- a/docs/STORY_KIT.docx
+++ b/docs/STORY_KIT.docx
@@ -279,19 +279,25 @@
         <w:t xml:space="preserve"> </w:t>
       </w:r>
       <w:r>
-        <w:t xml:space="preserve">- Fiscal year starts May 1, 2026. Break-even minimum: $250k (ecosystem covers itself). Realistic baseline: $330k. Real upside with art sales + stock photography activation: $390–395k.</w:t>
-      </w:r>
-      <w:r>
-        <w:t xml:space="preserve"> </w:t>
-      </w:r>
-      <w:r>
-        <w:t xml:space="preserve">- 25% YoY growth target through Y5.</w:t>
+        <w:t xml:space="preserve">- Fiscal year starts May 1, 2026. Break-even floor: $191k (built from QuickBooks: $125k Inn + $24k platform + $42k Chase housing/bills/living). Baseline target: $330k (that’s $139k of real profit above break-even). Stretch with art sales + stock photography activation: $390–395k.</w:t>
+      </w:r>
+      <w:r>
+        <w:t xml:space="preserve"> </w:t>
+      </w:r>
+      <w:r>
+        <w:t xml:space="preserve">- 25% YoY growth target from the $330k baseline: Y1 $330k → Y2 $413k → Y3 $516k → Y4 $645k → Y5 $806k.</w:t>
       </w:r>
       <w:r>
         <w:t xml:space="preserve"> </w:t>
       </w:r>
       <w:r>
         <w:t xml:space="preserve">- Break-even is a success of its own. Profit is the goal. The ceiling is quality of life — not every extra million is worth the attention it costs.</w:t>
+      </w:r>
+      <w:r>
+        <w:t xml:space="preserve"> </w:t>
+      </w:r>
+      <w:r>
+        <w:t xml:space="preserve">- Hospitality labor is per-event, not salaried: Chandra at $20 per room cleaning and a Hospitality Coordinator at $20 per check-in. Variable cost that scales with bookings.</w:t>
       </w:r>
     </w:p>
     <w:p>
@@ -1595,7 +1601,7 @@
           <w:b/>
           <w:bCs/>
         </w:rPr>
-        <w:t xml:space="preserve">“Break-even at $250k = we stop worrying”</w:t>
+        <w:t xml:space="preserve">“Break-even at $250k / $191k = we stop worrying”</w:t>
       </w:r>
       <w:r>
         <w:t xml:space="preserve"> </w:t>
@@ -1607,7 +1613,13 @@
         <w:t xml:space="preserve"> </w:t>
       </w:r>
       <w:r>
-        <w:t xml:space="preserve">“break-even is the minimum; profit is the goal; quality of life is the ceiling”</w:t>
+        <w:t xml:space="preserve">“break-even is the minimum; profit is the goal; quality of life is the ceiling.”</w:t>
+      </w:r>
+      <w:r>
+        <w:t xml:space="preserve"> </w:t>
+      </w:r>
+      <w:r>
+        <w:t xml:space="preserve">Also: the honest break-even is $191k, not $250k; the $250k number was a round-number placeholder retired once the QuickBooks lines were itemized 2026-04-20.</w:t>
       </w:r>
       <w:r>
         <w:t xml:space="preserve"> </w:t>

--- a/docs/STORY_KIT.docx
+++ b/docs/STORY_KIT.docx
@@ -273,13 +273,145 @@
           <w:b/>
           <w:bCs/>
         </w:rPr>
-        <w:t xml:space="preserve">Year-1 financial shape:</w:t>
-      </w:r>
-      <w:r>
-        <w:t xml:space="preserve"> </w:t>
-      </w:r>
-      <w:r>
-        <w:t xml:space="preserve">- Fiscal year starts May 1, 2026. Break-even floor: $191k (built from QuickBooks: $125k Inn + $24k platform + $42k Chase housing/bills/living). Baseline target: $330k (that’s $139k of real profit above break-even). Stretch with art sales + stock photography activation: $390–395k.</w:t>
+        <w:t xml:space="preserve">Year-1 financial ladder:</w:t>
+      </w:r>
+      <w:r>
+        <w:t xml:space="preserve"> </w:t>
+      </w:r>
+      <w:r>
+        <w:t xml:space="preserve">- Fiscal year starts May 1, 2026.</w:t>
+      </w:r>
+      <w:r>
+        <w:t xml:space="preserve"> </w:t>
+      </w:r>
+      <w:r>
+        <w:t xml:space="preserve">-</w:t>
+      </w:r>
+      <w:r>
+        <w:t xml:space="preserve"> </w:t>
+      </w:r>
+      <w:r>
+        <w:rPr>
+          <w:b/>
+          <w:bCs/>
+        </w:rPr>
+        <w:t xml:space="preserve">Gross ecosystem costs:</w:t>
+      </w:r>
+      <w:r>
+        <w:t xml:space="preserve"> </w:t>
+      </w:r>
+      <w:r>
+        <w:t xml:space="preserve">$191k itemized ($125k Inn + $24k platform + $42k Chase housing/bills/living).</w:t>
+      </w:r>
+      <w:r>
+        <w:t xml:space="preserve"> </w:t>
+      </w:r>
+      <w:r>
+        <w:t xml:space="preserve">-</w:t>
+      </w:r>
+      <w:r>
+        <w:t xml:space="preserve"> </w:t>
+      </w:r>
+      <w:r>
+        <w:rPr>
+          <w:b/>
+          <w:bCs/>
+        </w:rPr>
+        <w:t xml:space="preserve">Less Scan2Plan royalty:</w:t>
+      </w:r>
+      <w:r>
+        <w:t xml:space="preserve"> </w:t>
+      </w:r>
+      <w:r>
+        <w:t xml:space="preserve">Chase’s 2% royalty from the dissolved S2PX partnership averages ~$1,500/mo = ~$18k/yr of passive income that offsets his personal-cost draw on the ecosystem.</w:t>
+      </w:r>
+      <w:r>
+        <w:t xml:space="preserve"> </w:t>
+      </w:r>
+      <w:r>
+        <w:t xml:space="preserve">-</w:t>
+      </w:r>
+      <w:r>
+        <w:t xml:space="preserve"> </w:t>
+      </w:r>
+      <w:r>
+        <w:rPr>
+          <w:b/>
+          <w:bCs/>
+        </w:rPr>
+        <w:t xml:space="preserve">Net break-even floor:</w:t>
+      </w:r>
+      <w:r>
+        <w:t xml:space="preserve"> </w:t>
+      </w:r>
+      <w:r>
+        <w:t xml:space="preserve">$173k — the revenue the ecosystem itself must generate.</w:t>
+      </w:r>
+      <w:r>
+        <w:t xml:space="preserve"> </w:t>
+      </w:r>
+      <w:r>
+        <w:t xml:space="preserve">-</w:t>
+      </w:r>
+      <w:r>
+        <w:t xml:space="preserve"> </w:t>
+      </w:r>
+      <w:r>
+        <w:rPr>
+          <w:b/>
+          <w:bCs/>
+        </w:rPr>
+        <w:t xml:space="preserve">First profit milestone:</w:t>
+      </w:r>
+      <w:r>
+        <w:t xml:space="preserve"> </w:t>
+      </w:r>
+      <w:r>
+        <w:t xml:space="preserve">$250k. $77k above the net floor. Real margin; partners have cushion; reserves start accruing.</w:t>
+      </w:r>
+      <w:r>
+        <w:t xml:space="preserve"> </w:t>
+      </w:r>
+      <w:r>
+        <w:t xml:space="preserve">-</w:t>
+      </w:r>
+      <w:r>
+        <w:t xml:space="preserve"> </w:t>
+      </w:r>
+      <w:r>
+        <w:rPr>
+          <w:b/>
+          <w:bCs/>
+        </w:rPr>
+        <w:t xml:space="preserve">Baseline target:</w:t>
+      </w:r>
+      <w:r>
+        <w:t xml:space="preserve"> </w:t>
+      </w:r>
+      <w:r>
+        <w:t xml:space="preserve">$330k. $157k of real profit above the net floor. The realistic Y1 shape.</w:t>
+      </w:r>
+      <w:r>
+        <w:t xml:space="preserve"> </w:t>
+      </w:r>
+      <w:r>
+        <w:t xml:space="preserve">-</w:t>
+      </w:r>
+      <w:r>
+        <w:t xml:space="preserve"> </w:t>
+      </w:r>
+      <w:r>
+        <w:rPr>
+          <w:b/>
+          <w:bCs/>
+        </w:rPr>
+        <w:t xml:space="preserve">Stretch:</w:t>
+      </w:r>
+      <w:r>
+        <w:t xml:space="preserve"> </w:t>
+      </w:r>
+      <w:r>
+        <w:t xml:space="preserve">$390–395k with art sales + stock photography activation.</w:t>
       </w:r>
       <w:r>
         <w:t xml:space="preserve"> </w:t>

--- a/docs/STORY_KIT.docx
+++ b/docs/STORY_KIT.docx
@@ -1091,7 +1091,7 @@
                 <w:b/>
                 <w:bCs/>
               </w:rPr>
-              <w:t xml:space="preserve">Chase Pierson Photography</w:t>
+              <w:t xml:space="preserve">Chase Pierson Photography (CPP)</w:t>
             </w:r>
           </w:p>
         </w:tc>
@@ -1103,6 +1103,66 @@
             </w:pPr>
             <w:r>
               <w:t xml:space="preserve">Chase’s established photography business (6-year track record), expanding from New York into the Natchez + Deep South market.</w:t>
+            </w:r>
+            <w:r>
+              <w:t xml:space="preserve"> </w:t>
+            </w:r>
+            <w:r>
+              <w:rPr>
+                <w:b/>
+                <w:bCs/>
+              </w:rPr>
+              <w:t xml:space="preserve">Scope as of 2026-04-20: non-real-estate only</w:t>
+            </w:r>
+            <w:r>
+              <w:t xml:space="preserve"> </w:t>
+            </w:r>
+            <w:r>
+              <w:t xml:space="preserve">— portraits, events (incl. weddings), editorial, fine art + gallery print sales, brand, travel, Blues Room + Studio C documentation. To run as a DBA under MBT (FarleyPierson LLC closing).</w:t>
+            </w:r>
+          </w:p>
+        </w:tc>
+      </w:tr>
+      <w:tr>
+        <w:tc>
+          <w:tcPr/>
+          <w:p>
+            <w:pPr>
+              <w:pStyle w:val="Compact"/>
+            </w:pPr>
+            <w:r>
+              <w:rPr>
+                <w:b/>
+                <w:bCs/>
+              </w:rPr>
+              <w:t xml:space="preserve">Tuthill Design Photography</w:t>
+            </w:r>
+          </w:p>
+        </w:tc>
+        <w:tc>
+          <w:tcPr/>
+          <w:p>
+            <w:pPr>
+              <w:pStyle w:val="Compact"/>
+            </w:pPr>
+            <w:r>
+              <w:t xml:space="preserve">NEW service line under Tuthill Design, launched 2026-04-20.</w:t>
+            </w:r>
+            <w:r>
+              <w:t xml:space="preserve"> </w:t>
+            </w:r>
+            <w:r>
+              <w:rPr>
+                <w:b/>
+                <w:bCs/>
+              </w:rPr>
+              <w:t xml:space="preserve">Real-estate photography</w:t>
+            </w:r>
+            <w:r>
+              <w:t xml:space="preserve"> </w:t>
+            </w:r>
+            <w:r>
+              <w:t xml:space="preserve">in Hudson Valley + Deep South, two-tier booking: Tuthill Design standard rate (any Tuthill shooter) or Chase-premium tier (Chase personally, higher rate). MBT markets, Tuthill delivers. All real-estate work routes here — CPP is out of RE.</w:t>
             </w:r>
           </w:p>
         </w:tc>
@@ -1130,7 +1190,23 @@
               <w:pStyle w:val="Compact"/>
             </w:pPr>
             <w:r>
-              <w:t xml:space="preserve">Production company alongside Chase Pierson Photography. Partnered with Elijah Davis. Offers video services in addition to photography. Counter-seasonal: NY peak May–Oct, Natchez peak Oct–Apr.</w:t>
+              <w:t xml:space="preserve">Production company alongside Chase Pierson Photography. Partnered with Elijah Davis. Offers video services in addition to photography. Counter-seasonal: NY peak May–Oct, Natchez peak Oct–Apr. Also the planned Tier-1 support layer for Big Muddy Inn Cloudbeds operations.</w:t>
+            </w:r>
+            <w:r>
+              <w:t xml:space="preserve"> </w:t>
+            </w:r>
+            <w:r>
+              <w:rPr>
+                <w:b/>
+                <w:bCs/>
+              </w:rPr>
+              <w:t xml:space="preserve">Marketed as a full brand by MBT / Big Muddy</w:t>
+            </w:r>
+            <w:r>
+              <w:t xml:space="preserve"> </w:t>
+            </w:r>
+            <w:r>
+              <w:t xml:space="preserve">— Magazine, Radio, social, and Tracy’s biz dev drive Studio C’s whole-company pipeline, not just the Big-Muddy-internal work.</w:t>
             </w:r>
           </w:p>
         </w:tc>
@@ -1158,7 +1234,23 @@
               <w:pStyle w:val="Compact"/>
             </w:pPr>
             <w:r>
-              <w:t xml:space="preserve">Partner design studio amplified inside the MBT ecosystem. Brand + print + graphic work for Big Muddy brands and shared clients.</w:t>
+              <w:t xml:space="preserve">Partner design studio amplified inside the MBT ecosystem. Brand + print + graphic work for Big Muddy brands and shared clients. Now also the operating home for Tuthill Design Photography.</w:t>
+            </w:r>
+            <w:r>
+              <w:t xml:space="preserve"> </w:t>
+            </w:r>
+            <w:r>
+              <w:rPr>
+                <w:b/>
+                <w:bCs/>
+              </w:rPr>
+              <w:t xml:space="preserve">Marketed as a full brand by MBT / Big Muddy</w:t>
+            </w:r>
+            <w:r>
+              <w:t xml:space="preserve"> </w:t>
+            </w:r>
+            <w:r>
+              <w:t xml:space="preserve">— Magazine, Radio, social, and Tracy’s biz dev drive Tuthill’s whole-studio pipeline, not just the Big-Muddy-internal work.</w:t>
             </w:r>
           </w:p>
         </w:tc>
@@ -1831,7 +1923,29 @@
         <w:t xml:space="preserve"> </w:t>
       </w:r>
       <w:r>
-        <w:t xml:space="preserve">— the name is being retired.</w:t>
+        <w:t xml:space="preserve">— the name is being retired. The recommended path (pending counsel, 2026-04-20) is to close the LLC entirely and run Chase Pierson Photography as a DBA under MBT.</w:t>
+      </w:r>
+      <w:r>
+        <w:t xml:space="preserve"> </w:t>
+      </w:r>
+      <w:r>
+        <w:t xml:space="preserve">❌</w:t>
+      </w:r>
+      <w:r>
+        <w:t xml:space="preserve"> </w:t>
+      </w:r>
+      <w:r>
+        <w:rPr>
+          <w:b/>
+          <w:bCs/>
+        </w:rPr>
+        <w:t xml:space="preserve">“Chase Pierson Photography does real estate”</w:t>
+      </w:r>
+      <w:r>
+        <w:t xml:space="preserve"> </w:t>
+      </w:r>
+      <w:r>
+        <w:t xml:space="preserve">— no longer true as of 2026-04-20. RE work routes to Tuthill Design Photography (two-tier: Tuthill standard or Chase-premium). CPP is non-RE only.</w:t>
       </w:r>
     </w:p>
     <w:p>

--- a/docs/STORY_KIT.docx
+++ b/docs/STORY_KIT.docx
@@ -301,7 +301,7 @@
         <w:t xml:space="preserve"> </w:t>
       </w:r>
       <w:r>
-        <w:t xml:space="preserve">$191k itemized ($125k Inn + $24k platform + $42k Chase housing/bills/living).</w:t>
+        <w:t xml:space="preserve">$203k itemized ($125k Inn + $12k MBT software/AI + $12k Studio C retainer + $12k Tuthill Design retainer + $42k Chase housing/bills/living).</w:t>
       </w:r>
       <w:r>
         <w:t xml:space="preserve"> </w:t>
@@ -345,7 +345,7 @@
         <w:t xml:space="preserve"> </w:t>
       </w:r>
       <w:r>
-        <w:t xml:space="preserve">$173k — the revenue the ecosystem itself must generate.</w:t>
+        <w:t xml:space="preserve">$185k — the revenue the ecosystem itself must generate.</w:t>
       </w:r>
       <w:r>
         <w:t xml:space="preserve"> </w:t>
@@ -367,7 +367,7 @@
         <w:t xml:space="preserve"> </w:t>
       </w:r>
       <w:r>
-        <w:t xml:space="preserve">$250k. $77k above the net floor. Real margin; partners have cushion; reserves start accruing.</w:t>
+        <w:t xml:space="preserve">$250k. $65k above the net floor. Real margin; partners have cushion; reserves start accruing.</w:t>
       </w:r>
       <w:r>
         <w:t xml:space="preserve"> </w:t>
@@ -389,7 +389,7 @@
         <w:t xml:space="preserve"> </w:t>
       </w:r>
       <w:r>
-        <w:t xml:space="preserve">$330k. $157k of real profit above the net floor. The realistic Y1 shape.</w:t>
+        <w:t xml:space="preserve">$330k. $145k of real profit above the net floor. The realistic Y1 shape.</w:t>
       </w:r>
       <w:r>
         <w:t xml:space="preserve"> </w:t>
